--- a/testakten/insolvenzrecht-forderungspruefung-mietkaution-berlin/06_rueckgabeprotokoll_flaeche_2026-06-11.docx
+++ b/testakten/insolvenzrecht-forderungspruefung-mietkaution-berlin/06_rueckgabeprotokoll_flaeche_2026-06-11.docx
@@ -49,11 +49,55 @@
         <w:t>Ob die Möbel der Schuldnerin, dem Vermieter oder Leasinggebern gehören, ist nach dem Protokoll offen.</w:t>
       </w:r>
     </w:p>
+    <w:p>
+      <w:pPr>
+        <w:pStyle w:val="Heading1"/>
+      </w:pPr>
+      <w:r>
+        <w:t>Ortstermin und Schlüsselbestand</w:t>
+      </w:r>
+    </w:p>
+    <w:p>
+      <w:pPr>
+        <w:pStyle w:val="Heading2"/>
+      </w:pPr>
+      <w:r>
+        <w:t>Teilnehmer</w:t>
+      </w:r>
+    </w:p>
+    <w:p>
+      <w:r>
+        <w:t>Ortstermin am 11. Juni 2026 von 08:35 bis 11:12 Uhr, Kantstraße 88–90. Anwesend: Hausverwalterin Gesa Kluge, Insolvenzverwalterin Dr. Sabine Threin, Hausmeister Milan Radic und Bausachverständiger Ing. Robert Rausch. Wetter trocken, Räume beleuchtet, Stromversorgung vorhanden.</w:t>
+      </w:r>
+    </w:p>
+    <w:p>
+      <w:r>
+        <w:t>Übergeben wurden 18 Hauptschlüssel, 42 Transponder und 14 Tiefgaragenkarten. Zwei Transponder fehlen; Nummern 17 und 31 sind im Zutrittsprotokoll zuletzt am 9. Juni benutzt worden. Zählerstände: Strom 184922 kWh, Wärme 77114 kWh, Wasser 2841 Kubikmeter.</w:t>
+      </w:r>
+    </w:p>
+    <w:p>
+      <w:pPr>
+        <w:pStyle w:val="Heading2"/>
+      </w:pPr>
+      <w:r>
+        <w:t>Feststellungen</w:t>
+      </w:r>
+    </w:p>
+    <w:p>
+      <w:r>
+        <w:t>Im ersten Obergeschoss stehen zwölf nachträglich errichtete Büroboxen. In Raum 1.17 sind vier Bohrlöcher und eine beschädigte Sockelleiste dokumentiert; im Flur löst sich Bodenbelag auf 2,4 Quadratmetern. Ursache, gewöhnliche Abnutzung und Rückbaupflicht bleiben im Protokoll ausdrücklich offen.</w:t>
+      </w:r>
+    </w:p>
+    <w:p>
+      <w:r>
+        <w:t>Fotoaufnahmen 001 bis 036 wurden auf dem Diensttelefon der Verwalterin erstellt und am selben Tag in den Ordner RÜCK-2026-0611 exportiert. Jede Partei erhielt eine unterzeichnete Ausfertigung; Hausverwalterin Kluge vermerkte einen Vorbehalt zu verdeckten Mängeln.</w:t>
+      </w:r>
+    </w:p>
     <w:sectPr>
       <w:headerReference w:type="default" r:id="rId9"/>
       <w:footerReference w:type="default" r:id="rId10"/>
-      <w:pgSz w:w="12240" w:h="15840"/>
-      <w:pgMar w:top="1191" w:right="1247" w:bottom="1134" w:left="1361" w:header="720" w:footer="720" w:gutter="0"/>
+      <w:pgSz w:w="11906" w:h="16838"/>
+      <w:pgMar w:top="1247" w:right="1134" w:bottom="1020" w:left="1191" w:header="720" w:footer="720" w:gutter="0"/>
       <w:cols w:space="720"/>
       <w:docGrid w:linePitch="360"/>
     </w:sectPr>
